--- a/apps/backend/src/bail-document-docx/__fixtures__/modele-bail-test.docx
+++ b/apps/backend/src/bail-document-docx/__fixtures__/modele-bail-test.docx
@@ -1972,7 +1972,7 @@
           <w:sz w:val="18"/>
           <w:szCs w:val="18"/>
         </w:rPr>
-        <w:t>La présente location est garantie par les personnes désignées ci-dessous en qualité de caution:</w:t>
+        <w:t>{#aGarant}La présente location est garantie par les personnes désignées ci-dessous en qualité de caution:</w:t>
       </w:r>
     </w:p>
     <w:p>
@@ -2197,7 +2197,7 @@
           <w:sz w:val="18"/>
           <w:szCs w:val="18"/>
         </w:rPr>
-        <w:t>Un exemplaire de l’engagement de la caution est annexé au présent bail.</w:t>
+        <w:t>Un exemplaire de l’engagement de la caution est annexé au présent bail.{/aGarant}{^aGarant}Néant{/aGarant}</w:t>
       </w:r>
     </w:p>
     <w:tbl>
@@ -4305,7 +4305,7 @@
           <w:sz w:val="18"/>
           <w:szCs w:val="18"/>
         </w:rPr>
-        <w:t>Etat descriptif et inventaire du mobilier.</w:t>
+        <w:t>{#meuble}Etat descriptif et inventaire du mobilier.{/meuble}</w:t>
       </w:r>
     </w:p>
     <w:p>
@@ -4327,7 +4327,7 @@
           <w:sz w:val="18"/>
           <w:szCs w:val="18"/>
         </w:rPr>
-        <w:t xml:space="preserve">Acte de caution solidaire. Nom de la caution : </w:t>
+        <w:t xml:space="preserve">{#aGarant}Acte de caution solidaire. Nom de la caution : {/aGarant}</w:t>
       </w:r>
     </w:p>
     <w:p>
